--- a/mps-nivel-c/oficial/04_registros/AASP_Automacao-Governanca/CAP-AASPGOV01-001_Registro-de-Capacitacao-da-Equipe.docx
+++ b/mps-nivel-c/oficial/04_registros/AASP_Automacao-Governanca/CAP-AASPGOV01-001_Registro-de-Capacitacao-da-Equipe.docx
@@ -34,7 +34,7 @@
           <w:color w:val="555555"/>
           <w:sz w:val="20"/>
         </w:rPr>
-        <w:t>CAP-AASPGOV01-001   ·   Versão 1.1   ·   02/06/2026   ·   Timeware Brasil</w:t>
+        <w:t>CAP-AASPGOV01-001   ·   Versão 1.3   ·   15/06/2026   ·   Timeware Brasil</w:t>
       </w:r>
     </w:p>
     <w:p>
@@ -226,7 +226,7 @@
                 <w:i w:val="0"/>
                 <w:sz w:val="20"/>
               </w:rPr>
-              <w:t>1.1</w:t>
+              <w:t>1.3</w:t>
             </w:r>
           </w:p>
         </w:tc>
@@ -282,7 +282,7 @@
                 <w:i w:val="0"/>
                 <w:sz w:val="20"/>
               </w:rPr>
-              <w:t>02/06/2026</w:t>
+              <w:t>15/06/2026</w:t>
             </w:r>
           </w:p>
         </w:tc>
@@ -713,7 +713,7 @@
                 <w:i w:val="0"/>
                 <w:sz w:val="20"/>
               </w:rPr>
-              <w:t>Cezar Hiraki — Tech Lead / Arquiteto (acumula os 2 papéis)</w:t>
+              <w:t>Cezar Hiraki — Tech Lead / DevOps / Arquiteto</w:t>
             </w:r>
           </w:p>
         </w:tc>
@@ -794,7 +794,7 @@
                 <w:i w:val="0"/>
                 <w:sz w:val="20"/>
               </w:rPr>
-              <w:t>Raony Chagas — Desenvolvedor Sênior</w:t>
+              <w:t>Henry Komatsu — Desenvolvedor</w:t>
             </w:r>
           </w:p>
         </w:tc>
@@ -876,7 +876,7 @@
                 <w:i w:val="0"/>
                 <w:sz w:val="20"/>
               </w:rPr>
-              <w:t>Allan Alves — Desenvolvedor (Suporte)</w:t>
+              <w:t>Allan Alves — Desenvolvedor</w:t>
             </w:r>
           </w:p>
         </w:tc>
@@ -957,7 +957,7 @@
                 <w:i w:val="0"/>
                 <w:sz w:val="20"/>
               </w:rPr>
-              <w:t>Caroline Sousa — Analista de Testes (QA)</w:t>
+              <w:t>Felipe Siqueira — Desenvolvedor</w:t>
             </w:r>
           </w:p>
         </w:tc>
@@ -983,6 +983,87 @@
                 <w:i w:val="0"/>
                 <w:sz w:val="20"/>
               </w:rPr>
+              <w:t>17/04/2026 – 02/06/2026</w:t>
+            </w:r>
+          </w:p>
+        </w:tc>
+        <w:tc>
+          <w:tcPr>
+            <w:tcW w:type="dxa" w:w="2967"/>
+            <w:tcMar>
+              <w:top w:w="60" w:type="dxa"/>
+              <w:bottom w:w="60" w:type="dxa"/>
+              <w:left w:w="100" w:type="dxa"/>
+              <w:right w:w="100" w:type="dxa"/>
+            </w:tcMar>
+            <w:shd w:val="clear" w:color="auto" w:fill="EBF5FB"/>
+          </w:tcPr>
+          <w:p>
+            <w:pPr>
+              <w:spacing w:before="40" w:after="40"/>
+            </w:pPr>
+            <w:r>
+              <w:rPr>
+                <w:rFonts w:ascii="Calibri" w:hAnsi="Calibri"/>
+                <w:b w:val="0"/>
+                <w:i w:val="0"/>
+                <w:sz w:val="20"/>
+              </w:rPr>
+              <w:t>2, 3, 4</w:t>
+            </w:r>
+          </w:p>
+        </w:tc>
+      </w:tr>
+      <w:tr>
+        <w:trPr>
+          <w:cantSplit w:val="1"/>
+        </w:trPr>
+        <w:tc>
+          <w:tcPr>
+            <w:tcW w:type="dxa" w:w="2967"/>
+            <w:tcMar>
+              <w:top w:w="60" w:type="dxa"/>
+              <w:bottom w:w="60" w:type="dxa"/>
+              <w:left w:w="100" w:type="dxa"/>
+              <w:right w:w="100" w:type="dxa"/>
+            </w:tcMar>
+          </w:tcPr>
+          <w:p>
+            <w:pPr>
+              <w:spacing w:before="40" w:after="40"/>
+            </w:pPr>
+            <w:r>
+              <w:rPr>
+                <w:rFonts w:ascii="Calibri" w:hAnsi="Calibri"/>
+                <w:b w:val="0"/>
+                <w:i w:val="0"/>
+                <w:sz w:val="20"/>
+              </w:rPr>
+              <w:t>Jonathan Alves — QA</w:t>
+            </w:r>
+          </w:p>
+        </w:tc>
+        <w:tc>
+          <w:tcPr>
+            <w:tcW w:type="dxa" w:w="2967"/>
+            <w:tcMar>
+              <w:top w:w="60" w:type="dxa"/>
+              <w:bottom w:w="60" w:type="dxa"/>
+              <w:left w:w="100" w:type="dxa"/>
+              <w:right w:w="100" w:type="dxa"/>
+            </w:tcMar>
+          </w:tcPr>
+          <w:p>
+            <w:pPr>
+              <w:spacing w:before="40" w:after="40"/>
+            </w:pPr>
+            <w:r>
+              <w:rPr>
+                <w:rFonts w:ascii="Calibri" w:hAnsi="Calibri"/>
+                <w:b w:val="0"/>
+                <w:i w:val="0"/>
+                <w:sz w:val="20"/>
+              </w:rPr>
               <w:t>21/05/2026 – 02/06/2026</w:t>
             </w:r>
           </w:p>
@@ -996,7 +1077,6 @@
               <w:left w:w="100" w:type="dxa"/>
               <w:right w:w="100" w:type="dxa"/>
             </w:tcMar>
-            <w:shd w:val="clear" w:color="auto" w:fill="EBF5FB"/>
           </w:tcPr>
           <w:p>
             <w:pPr>
@@ -1027,86 +1107,6 @@
               <w:left w:w="100" w:type="dxa"/>
               <w:right w:w="100" w:type="dxa"/>
             </w:tcMar>
-          </w:tcPr>
-          <w:p>
-            <w:pPr>
-              <w:spacing w:before="40" w:after="40"/>
-            </w:pPr>
-            <w:r>
-              <w:rPr>
-                <w:rFonts w:ascii="Calibri" w:hAnsi="Calibri"/>
-                <w:b w:val="0"/>
-                <w:i w:val="0"/>
-                <w:sz w:val="20"/>
-              </w:rPr>
-              <w:t>Lucas Batista — Infraestrutura / DevOps</w:t>
-            </w:r>
-          </w:p>
-        </w:tc>
-        <w:tc>
-          <w:tcPr>
-            <w:tcW w:type="dxa" w:w="2967"/>
-            <w:tcMar>
-              <w:top w:w="60" w:type="dxa"/>
-              <w:bottom w:w="60" w:type="dxa"/>
-              <w:left w:w="100" w:type="dxa"/>
-              <w:right w:w="100" w:type="dxa"/>
-            </w:tcMar>
-          </w:tcPr>
-          <w:p>
-            <w:pPr>
-              <w:spacing w:before="40" w:after="40"/>
-            </w:pPr>
-            <w:r>
-              <w:rPr>
-                <w:rFonts w:ascii="Calibri" w:hAnsi="Calibri"/>
-                <w:b w:val="0"/>
-                <w:i w:val="0"/>
-                <w:sz w:val="20"/>
-              </w:rPr>
-              <w:t>14/04/2026 – 02/06/2026</w:t>
-            </w:r>
-          </w:p>
-        </w:tc>
-        <w:tc>
-          <w:tcPr>
-            <w:tcW w:type="dxa" w:w="2967"/>
-            <w:tcMar>
-              <w:top w:w="60" w:type="dxa"/>
-              <w:bottom w:w="60" w:type="dxa"/>
-              <w:left w:w="100" w:type="dxa"/>
-              <w:right w:w="100" w:type="dxa"/>
-            </w:tcMar>
-          </w:tcPr>
-          <w:p>
-            <w:pPr>
-              <w:spacing w:before="40" w:after="40"/>
-            </w:pPr>
-            <w:r>
-              <w:rPr>
-                <w:rFonts w:ascii="Calibri" w:hAnsi="Calibri"/>
-                <w:b w:val="0"/>
-                <w:i w:val="0"/>
-                <w:sz w:val="20"/>
-              </w:rPr>
-              <w:t>1, 2, 3, 4</w:t>
-            </w:r>
-          </w:p>
-        </w:tc>
-      </w:tr>
-      <w:tr>
-        <w:trPr>
-          <w:cantSplit w:val="1"/>
-        </w:trPr>
-        <w:tc>
-          <w:tcPr>
-            <w:tcW w:type="dxa" w:w="2967"/>
-            <w:tcMar>
-              <w:top w:w="60" w:type="dxa"/>
-              <w:bottom w:w="60" w:type="dxa"/>
-              <w:left w:w="100" w:type="dxa"/>
-              <w:right w:w="100" w:type="dxa"/>
-            </w:tcMar>
             <w:shd w:val="clear" w:color="auto" w:fill="EBF5FB"/>
           </w:tcPr>
           <w:p>
@@ -1120,7 +1120,7 @@
                 <w:i w:val="0"/>
                 <w:sz w:val="20"/>
               </w:rPr>
-              <w:t>Jonathan Alves — Auditor GQA (independente)</w:t>
+              <w:t>Caroline Sousa — GQA (Independente)</w:t>
             </w:r>
           </w:p>
         </w:tc>
@@ -1225,7 +1225,7 @@
           <w:i w:val="0"/>
           <w:sz w:val="22"/>
         </w:rPr>
-        <w:t>, o Desenvolvedor de Suporte Allan Alves foi incorporado ao time para auxiliar nas atividades de mapeamento de APIs e desenvolvimento, a partir da Fase 2. A integração foi conduzida na reunião de alinhamento técnico registrada em ATA-AASPGOV01-002, na qual foram apresentados a estrutura da solução em 3 camadas (Core / Infrastructure / App), o mapeamento completo dos endpoints das APIs Sensr e Jira v3, a estratégia de autenticação JWT por desenvolvedor (D02) e o modelo de mapeamento de entidades Sensr → Jira. O onboarding permitiu a atuação imediata de Allan Alves nas atividades de desenvolvimento da Fase 3 em parceria com Raony Chagas.</w:t>
+        <w:t>, o Desenvolvedor Allan Alves foi incorporado ao time para auxiliar nas atividades de mapeamento de APIs e desenvolvimento, a partir da Fase 2. A integração foi conduzida na reunião de alinhamento técnico registrada em ATA-AASPGOV01-002, na qual foram apresentados a estrutura da solução em 3 camadas (Core / Infrastructure / App), o mapeamento completo dos endpoints das APIs Sensr e Jira v3, a estratégia de autenticação JWT por desenvolvedor (D02) e o modelo de mapeamento de entidades Sensr → Jira. O onboarding permitiu a atuação imediata de Allan Alves nas atividades de desenvolvimento da Fase 3 em parceria com Henry Komatsu.</w:t>
       </w:r>
     </w:p>
     <w:p>
@@ -1257,7 +1257,7 @@
           <w:i w:val="0"/>
           <w:sz w:val="22"/>
         </w:rPr>
-        <w:t>, a Analista de Testes Caroline Sousa foi incorporada ao time para condução da Fase 4 de Homologação. O briefing de entrada cobriu os critérios de aceite CA01 a CA07, os 12 cenários de teste planejados no VV-AASPGOV01-001 (CT-01 a CT-12), e a estratégia de homologação executada diretamente em ambiente real Sensr / Jira (sem uso de mocks), conforme ADAP-AASPGOV01-001. A integração foi conduzida pelo Gerente de Projeto e pelo Tech Lead, garantindo plena capacidade de execução dos testes a partir do primeiro dia da Fase 4.</w:t>
+        <w:t>, o QA Jonathan Alves foi incorporado ao time para condução da Fase 4 de Homologação. O briefing de entrada cobriu os critérios de aceite CA01 a CA07, os 12 cenários de teste planejados no VV-AASPGOV01-001 (CT-01 a CT-12), e a estratégia de homologação executada diretamente em ambiente real Sensr / Jira (sem uso de mocks), conforme ADAP-AASPGOV01-001. A integração foi conduzida pelo Gerente de Projeto e pelo Tech Lead, garantindo plena capacidade de execução dos testes a partir do primeiro dia da Fase 4.</w:t>
       </w:r>
     </w:p>
     <w:p>
@@ -1606,7 +1606,7 @@
                 <w:i w:val="0"/>
                 <w:sz w:val="20"/>
               </w:rPr>
-              <w:t>A arquitetura em 3 camadas foi definida na Fase 1 com participação de toda a equipe técnica (Cezar Hiraki, Raony Chagas, Lucas Batista), documentada nos contratos de interface do Core como referência compartilhada para o desenvolvimento subsequente.</w:t>
+              <w:t>A arquitetura em 3 camadas foi definida na Fase 1 com participação de toda a equipe técnica (Cezar Hiraki, Henry Komatsu), documentada nos contratos de interface do Core como referência compartilhada para o desenvolvimento subsequente.</w:t>
             </w:r>
           </w:p>
         </w:tc>
@@ -1663,7 +1663,7 @@
                 <w:i w:val="0"/>
                 <w:sz w:val="20"/>
               </w:rPr>
-              <w:t xml:space="preserve">Sessões pontuais entre Raony Chagas (Desenvolvedor Sênior) e Allan Alves (Desenvolvedor de Suporte) para implementação das partes de maior complexidade técnica: </w:t>
+              <w:t xml:space="preserve">Sessões pontuais entre Henry Komatsu (Desenvolvedor) e Allan Alves (Desenvolvedor) para implementação das partes de maior complexidade técnica: </w:t>
             </w:r>
             <w:r>
               <w:rPr>
@@ -1736,7 +1736,7 @@
           <w:i w:val="0"/>
           <w:sz w:val="22"/>
         </w:rPr>
-        <w:t>A equipe já atuava com as tecnologias centrais do projeto (.NET 8, Azure DevOps, GitFlow, APIs RESTful, Jira), não havendo necessidade de treinamento formal específico. As ações de preparação focaram nos elementos particulares do projeto: contratos das APIs Sensr e Jira v3, o Atlassian Document Format (ADF) como requisito da API Jira v3, e as particularidades do Azure Scheduler como ambiente de execução. O Plano de Capacitação Organizacional aplicável está registrado em PLA-CAP-001. A auditoria independente de qualidade foi conduzida por Jonathan Alves (Auditor GQA) ao encerramento do projeto, com resultado registrado em GQA-AASPGOV01-001.</w:t>
+        <w:t>A equipe já atuava com as tecnologias centrais do projeto (.NET 8, Azure DevOps, GitFlow, APIs RESTful, Jira), não havendo necessidade de treinamento formal específico. As ações de preparação focaram nos elementos particulares do projeto: contratos das APIs Sensr e Jira v3, o Atlassian Document Format (ADF) como requisito da API Jira v3, e as particularidades do Azure Scheduler como ambiente de execução. O Plano de Capacitação Organizacional aplicável está registrado em PLA-CAP-001. A auditoria independente de qualidade foi conduzida por Caroline Sousa (GQA Independente) ao encerramento do projeto, com resultado registrado em GQA-AASPGOV01-001.</w:t>
       </w:r>
     </w:p>
     <w:p>
@@ -2087,7 +2087,219 @@
                 <w:i w:val="0"/>
                 <w:sz w:val="20"/>
               </w:rPr>
-              <w:t>Correção de consistência: atuação de Lucas Batista ajustada para todas as fases (participa do alinhamento da Fase 2 e provisiona ambiente na Fase 3); padronização do nome.</w:t>
+              <w:t>Atualização da composição da equipe: Henry Komatsu substituiu Raony Chagas, Cezar absorveu DevOps, Felipe Siqueira adicionado como Desenvolvedor, Jonathan Alves como QA, Caroline Sousa como GQA Independente.</w:t>
+            </w:r>
+          </w:p>
+        </w:tc>
+      </w:tr>
+      <w:tr>
+        <w:trPr>
+          <w:cantSplit w:val="1"/>
+        </w:trPr>
+        <w:tc>
+          <w:tcPr>
+            <w:tcW w:type="dxa" w:w="2225"/>
+            <w:tcMar>
+              <w:top w:w="60" w:type="dxa"/>
+              <w:bottom w:w="60" w:type="dxa"/>
+              <w:left w:w="100" w:type="dxa"/>
+              <w:right w:w="100" w:type="dxa"/>
+            </w:tcMar>
+            <w:shd w:val="clear" w:color="auto" w:fill="F0F4F8"/>
+          </w:tcPr>
+          <w:p>
+            <w:pPr>
+              <w:spacing w:before="40" w:after="40"/>
+            </w:pPr>
+            <w:r>
+              <w:rPr>
+                <w:rFonts w:ascii="Calibri" w:hAnsi="Calibri"/>
+                <w:b/>
+                <w:i w:val="0"/>
+                <w:sz w:val="20"/>
+              </w:rPr>
+              <w:t>1.2</w:t>
+            </w:r>
+          </w:p>
+        </w:tc>
+        <w:tc>
+          <w:tcPr>
+            <w:tcW w:type="dxa" w:w="2225"/>
+            <w:tcMar>
+              <w:top w:w="60" w:type="dxa"/>
+              <w:bottom w:w="60" w:type="dxa"/>
+              <w:left w:w="100" w:type="dxa"/>
+              <w:right w:w="100" w:type="dxa"/>
+            </w:tcMar>
+          </w:tcPr>
+          <w:p>
+            <w:pPr>
+              <w:spacing w:before="40" w:after="40"/>
+            </w:pPr>
+            <w:r>
+              <w:rPr>
+                <w:rFonts w:ascii="Calibri" w:hAnsi="Calibri"/>
+                <w:b w:val="0"/>
+                <w:i w:val="0"/>
+                <w:sz w:val="20"/>
+              </w:rPr>
+              <w:t>15/06/2026</w:t>
+            </w:r>
+          </w:p>
+        </w:tc>
+        <w:tc>
+          <w:tcPr>
+            <w:tcW w:type="dxa" w:w="2225"/>
+            <w:tcMar>
+              <w:top w:w="60" w:type="dxa"/>
+              <w:bottom w:w="60" w:type="dxa"/>
+              <w:left w:w="100" w:type="dxa"/>
+              <w:right w:w="100" w:type="dxa"/>
+            </w:tcMar>
+          </w:tcPr>
+          <w:p>
+            <w:pPr>
+              <w:spacing w:before="40" w:after="40"/>
+            </w:pPr>
+            <w:r>
+              <w:rPr>
+                <w:rFonts w:ascii="Calibri" w:hAnsi="Calibri"/>
+                <w:b w:val="0"/>
+                <w:i w:val="0"/>
+                <w:sz w:val="20"/>
+              </w:rPr>
+              <w:t>Time de Melhoria Contínua</w:t>
+            </w:r>
+          </w:p>
+        </w:tc>
+        <w:tc>
+          <w:tcPr>
+            <w:tcW w:type="dxa" w:w="2225"/>
+            <w:tcMar>
+              <w:top w:w="60" w:type="dxa"/>
+              <w:bottom w:w="60" w:type="dxa"/>
+              <w:left w:w="100" w:type="dxa"/>
+              <w:right w:w="100" w:type="dxa"/>
+            </w:tcMar>
+          </w:tcPr>
+          <w:p>
+            <w:pPr>
+              <w:spacing w:before="40" w:after="40"/>
+            </w:pPr>
+            <w:r>
+              <w:rPr>
+                <w:rFonts w:ascii="Calibri" w:hAnsi="Calibri"/>
+                <w:b w:val="0"/>
+                <w:i w:val="0"/>
+                <w:sz w:val="20"/>
+              </w:rPr>
+              <w:t>Jonathan Alves (QA) corrigido de grafia anterior.</w:t>
+            </w:r>
+          </w:p>
+        </w:tc>
+      </w:tr>
+      <w:tr>
+        <w:trPr>
+          <w:cantSplit w:val="1"/>
+        </w:trPr>
+        <w:tc>
+          <w:tcPr>
+            <w:tcW w:type="dxa" w:w="2225"/>
+            <w:tcMar>
+              <w:top w:w="60" w:type="dxa"/>
+              <w:bottom w:w="60" w:type="dxa"/>
+              <w:left w:w="100" w:type="dxa"/>
+              <w:right w:w="100" w:type="dxa"/>
+            </w:tcMar>
+            <w:shd w:val="clear" w:color="auto" w:fill="F0F4F8"/>
+          </w:tcPr>
+          <w:p>
+            <w:pPr>
+              <w:spacing w:before="40" w:after="40"/>
+            </w:pPr>
+            <w:r>
+              <w:rPr>
+                <w:rFonts w:ascii="Calibri" w:hAnsi="Calibri"/>
+                <w:b/>
+                <w:i w:val="0"/>
+                <w:sz w:val="20"/>
+              </w:rPr>
+              <w:t>1.3</w:t>
+            </w:r>
+          </w:p>
+        </w:tc>
+        <w:tc>
+          <w:tcPr>
+            <w:tcW w:type="dxa" w:w="2225"/>
+            <w:tcMar>
+              <w:top w:w="60" w:type="dxa"/>
+              <w:bottom w:w="60" w:type="dxa"/>
+              <w:left w:w="100" w:type="dxa"/>
+              <w:right w:w="100" w:type="dxa"/>
+            </w:tcMar>
+          </w:tcPr>
+          <w:p>
+            <w:pPr>
+              <w:spacing w:before="40" w:after="40"/>
+            </w:pPr>
+            <w:r>
+              <w:rPr>
+                <w:rFonts w:ascii="Calibri" w:hAnsi="Calibri"/>
+                <w:b w:val="0"/>
+                <w:i w:val="0"/>
+                <w:sz w:val="20"/>
+              </w:rPr>
+              <w:t>16/06/2026</w:t>
+            </w:r>
+          </w:p>
+        </w:tc>
+        <w:tc>
+          <w:tcPr>
+            <w:tcW w:type="dxa" w:w="2225"/>
+            <w:tcMar>
+              <w:top w:w="60" w:type="dxa"/>
+              <w:bottom w:w="60" w:type="dxa"/>
+              <w:left w:w="100" w:type="dxa"/>
+              <w:right w:w="100" w:type="dxa"/>
+            </w:tcMar>
+          </w:tcPr>
+          <w:p>
+            <w:pPr>
+              <w:spacing w:before="40" w:after="40"/>
+            </w:pPr>
+            <w:r>
+              <w:rPr>
+                <w:rFonts w:ascii="Calibri" w:hAnsi="Calibri"/>
+                <w:b w:val="0"/>
+                <w:i w:val="0"/>
+                <w:sz w:val="20"/>
+              </w:rPr>
+              <w:t>Time de Melhoria Contínua</w:t>
+            </w:r>
+          </w:p>
+        </w:tc>
+        <w:tc>
+          <w:tcPr>
+            <w:tcW w:type="dxa" w:w="2225"/>
+            <w:tcMar>
+              <w:top w:w="60" w:type="dxa"/>
+              <w:bottom w:w="60" w:type="dxa"/>
+              <w:left w:w="100" w:type="dxa"/>
+              <w:right w:w="100" w:type="dxa"/>
+            </w:tcMar>
+          </w:tcPr>
+          <w:p>
+            <w:pPr>
+              <w:spacing w:before="40" w:after="40"/>
+            </w:pPr>
+            <w:r>
+              <w:rPr>
+                <w:rFonts w:ascii="Calibri" w:hAnsi="Calibri"/>
+                <w:b w:val="0"/>
+                <w:i w:val="0"/>
+                <w:sz w:val="20"/>
+              </w:rPr>
+              <w:t>Reconciliação: nome padronizado (AASP_Automacao-Governanca); sobrenomes (Henry Komatsu, Felipe Siqueira, Jonathan Alves).</w:t>
             </w:r>
           </w:p>
         </w:tc>
@@ -2132,7 +2344,7 @@
         <w:color w:val="555555"/>
         <w:sz w:val="16"/>
       </w:rPr>
-      <w:t>v1.1  ·  02/06/2026</w:t>
+      <w:t>v1.3  ·  15/06/2026</w:t>
     </w:r>
     <w:r>
       <w:tab/>
@@ -2194,7 +2406,7 @@
         <w:color w:val="555555"/>
         <w:sz w:val="16"/>
       </w:rPr>
-      <w:t>v1.1  ·  02/06/2026</w:t>
+      <w:t>v1.3  ·  15/06/2026</w:t>
     </w:r>
     <w:r>
       <w:tab/>
